--- a/docs/Issues清单.docx
+++ b/docs/Issues清单.docx
@@ -193,7 +193,7 @@
           <w:b/>
           <w:sz w:val="28"/>
         </w:rPr>
-        <w:t>1 清单</w:t>
+        <w:t>1 清单（按周排序）</w:t>
       </w:r>
     </w:p>
     <w:tbl>
@@ -337,6 +337,25 @@
       <w:tr>
         <w:tc>
           <w:tcPr>
+            <w:tcW w:type="dxa" w:w="8640"/>
+            <w:gridSpan w:val="8"/>
+            <w:shd w:val="clear" w:fill="D9D9D9"/>
+          </w:tcPr>
+          <w:p>
+            <w:r>
+              <w:rPr>
+                <w:rFonts w:ascii="黑体" w:hAnsi="黑体" w:eastAsia="黑体"/>
+                <w:b/>
+                <w:sz w:val="24"/>
+              </w:rPr>
+              <w:t>—— 第1周（10.19-10.25） ——</w:t>
+            </w:r>
+          </w:p>
+        </w:tc>
+      </w:tr>
+      <w:tr>
+        <w:tc>
+          <w:tcPr>
             <w:tcW w:type="dxa" w:w="1080"/>
           </w:tcPr>
           <w:p>
@@ -406,7 +425,7 @@
                 <w:b w:val="0"/>
                 <w:sz w:val="24"/>
               </w:rPr>
-              <w:t>成员C（项目经理）</w:t>
+              <w:t>仓库可访问；main/dev分支存在；规范文档在仓库内可查。</w:t>
             </w:r>
           </w:p>
         </w:tc>
@@ -528,7 +547,7 @@
                 <w:b w:val="0"/>
                 <w:sz w:val="24"/>
               </w:rPr>
-              <w:t>成员C牵头，全员</w:t>
+              <w:t>第1次会议纪要归档；范围说明定稿；ER图评审意见闭环。</w:t>
             </w:r>
           </w:p>
         </w:tc>
@@ -650,7 +669,7 @@
                 <w:b w:val="0"/>
                 <w:sz w:val="24"/>
               </w:rPr>
-              <w:t>成员C（项目经理）</w:t>
+              <w:t>范围说明、WBS、RACI、风险登记册、会议纪要初稿完成并通过三人评审。</w:t>
             </w:r>
           </w:p>
         </w:tc>
@@ -772,7 +791,7 @@
                 <w:b w:val="0"/>
                 <w:sz w:val="24"/>
               </w:rPr>
-              <w:t>成员C（项目经理）</w:t>
+              <w:t>Issues与WBS编号一一对应；每人任务明确；进度跟踪表随周会更新。</w:t>
             </w:r>
           </w:p>
         </w:tc>
@@ -834,7 +853,7 @@
                 <w:b w:val="0"/>
                 <w:sz w:val="24"/>
               </w:rPr>
-              <w:t>1.5</w:t>
+              <w:t>2.1</w:t>
             </w:r>
           </w:p>
         </w:tc>
@@ -849,7 +868,7 @@
                 <w:b w:val="0"/>
                 <w:sz w:val="24"/>
               </w:rPr>
-              <w:t>收尾文档（测试计划/用户手册/项目复盘）</w:t>
+              <w:t>ER图设计（用户/角色/仪器/预约实体关系）</w:t>
             </w:r>
           </w:p>
         </w:tc>
@@ -864,7 +883,7 @@
                 <w:b w:val="0"/>
                 <w:sz w:val="24"/>
               </w:rPr>
-              <w:t>分类-项目管理</w:t>
+              <w:t>分类-数据库</w:t>
             </w:r>
           </w:p>
         </w:tc>
@@ -879,7 +898,7 @@
                 <w:b w:val="0"/>
                 <w:sz w:val="24"/>
               </w:rPr>
-              <w:t>第3周（11.02-11.08）</w:t>
+              <w:t>第1周（10.19-10.25）</w:t>
             </w:r>
           </w:p>
         </w:tc>
@@ -894,7 +913,7 @@
                 <w:b w:val="0"/>
                 <w:sz w:val="24"/>
               </w:rPr>
-              <w:t>成员C（项目经理）</w:t>
+              <w:t>ER图通过评审；实体关系覆盖全部功能点。</w:t>
             </w:r>
           </w:p>
         </w:tc>
@@ -909,7 +928,7 @@
                 <w:b w:val="0"/>
                 <w:sz w:val="24"/>
               </w:rPr>
-              <w:t>待开始</w:t>
+              <w:t>已完成</w:t>
             </w:r>
           </w:p>
         </w:tc>
@@ -924,7 +943,7 @@
                 <w:b w:val="0"/>
                 <w:sz w:val="24"/>
               </w:rPr>
-              <w:t>#5</w:t>
+              <w:t>#7</w:t>
             </w:r>
           </w:p>
         </w:tc>
@@ -939,7 +958,270 @@
                 <w:b w:val="0"/>
                 <w:sz w:val="24"/>
               </w:rPr>
-              <w:t>https://github.com/fsggd/Lab-Reserve-System/issues/5</w:t>
+              <w:t>https://github.com/fsggd/Lab-Reserve-System/issues/7</w:t>
+            </w:r>
+          </w:p>
+        </w:tc>
+      </w:tr>
+      <w:tr>
+        <w:tc>
+          <w:tcPr>
+            <w:tcW w:type="dxa" w:w="1080"/>
+          </w:tcPr>
+          <w:p>
+            <w:r>
+              <w:rPr>
+                <w:rFonts w:ascii="Times New Roman" w:hAnsi="Times New Roman" w:eastAsia="宋体"/>
+                <w:b w:val="0"/>
+                <w:sz w:val="24"/>
+              </w:rPr>
+              <w:t>3.1</w:t>
+            </w:r>
+          </w:p>
+        </w:tc>
+        <w:tc>
+          <w:tcPr>
+            <w:tcW w:type="dxa" w:w="1080"/>
+          </w:tcPr>
+          <w:p>
+            <w:r>
+              <w:rPr>
+                <w:rFonts w:ascii="Times New Roman" w:hAnsi="Times New Roman" w:eastAsia="宋体"/>
+                <w:b w:val="0"/>
+                <w:sz w:val="24"/>
+              </w:rPr>
+              <w:t>SpringBoot工程骨架+分层架构</w:t>
+            </w:r>
+          </w:p>
+        </w:tc>
+        <w:tc>
+          <w:tcPr>
+            <w:tcW w:type="dxa" w:w="1080"/>
+          </w:tcPr>
+          <w:p>
+            <w:r>
+              <w:rPr>
+                <w:rFonts w:ascii="Times New Roman" w:hAnsi="Times New Roman" w:eastAsia="宋体"/>
+                <w:b w:val="0"/>
+                <w:sz w:val="24"/>
+              </w:rPr>
+              <w:t>分类-后端</w:t>
+            </w:r>
+          </w:p>
+        </w:tc>
+        <w:tc>
+          <w:tcPr>
+            <w:tcW w:type="dxa" w:w="1080"/>
+          </w:tcPr>
+          <w:p>
+            <w:r>
+              <w:rPr>
+                <w:rFonts w:ascii="Times New Roman" w:hAnsi="Times New Roman" w:eastAsia="宋体"/>
+                <w:b w:val="0"/>
+                <w:sz w:val="24"/>
+              </w:rPr>
+              <w:t>第1周（10.19-10.25）</w:t>
+            </w:r>
+          </w:p>
+        </w:tc>
+        <w:tc>
+          <w:tcPr>
+            <w:tcW w:type="dxa" w:w="1080"/>
+          </w:tcPr>
+          <w:p>
+            <w:r>
+              <w:rPr>
+                <w:rFonts w:ascii="Times New Roman" w:hAnsi="Times New Roman" w:eastAsia="宋体"/>
+                <w:b w:val="0"/>
+                <w:sz w:val="24"/>
+              </w:rPr>
+              <w:t>工程可启动；分层清晰；接入数据库成功。</w:t>
+            </w:r>
+          </w:p>
+        </w:tc>
+        <w:tc>
+          <w:tcPr>
+            <w:tcW w:type="dxa" w:w="1080"/>
+          </w:tcPr>
+          <w:p>
+            <w:r>
+              <w:rPr>
+                <w:rFonts w:ascii="Times New Roman" w:hAnsi="Times New Roman" w:eastAsia="宋体"/>
+                <w:b w:val="0"/>
+                <w:sz w:val="24"/>
+              </w:rPr>
+              <w:t>进行中</w:t>
+            </w:r>
+          </w:p>
+        </w:tc>
+        <w:tc>
+          <w:tcPr>
+            <w:tcW w:type="dxa" w:w="1080"/>
+          </w:tcPr>
+          <w:p>
+            <w:r>
+              <w:rPr>
+                <w:rFonts w:ascii="Times New Roman" w:hAnsi="Times New Roman" w:eastAsia="宋体"/>
+                <w:b w:val="0"/>
+                <w:sz w:val="24"/>
+              </w:rPr>
+              <w:t>#9</w:t>
+            </w:r>
+          </w:p>
+        </w:tc>
+        <w:tc>
+          <w:tcPr>
+            <w:tcW w:type="dxa" w:w="1080"/>
+          </w:tcPr>
+          <w:p>
+            <w:r>
+              <w:rPr>
+                <w:rFonts w:ascii="Times New Roman" w:hAnsi="Times New Roman" w:eastAsia="宋体"/>
+                <w:b w:val="0"/>
+                <w:sz w:val="24"/>
+              </w:rPr>
+              <w:t>https://github.com/fsggd/Lab-Reserve-System/issues/9</w:t>
+            </w:r>
+          </w:p>
+        </w:tc>
+      </w:tr>
+      <w:tr>
+        <w:tc>
+          <w:tcPr>
+            <w:tcW w:type="dxa" w:w="1080"/>
+          </w:tcPr>
+          <w:p>
+            <w:r>
+              <w:rPr>
+                <w:rFonts w:ascii="Times New Roman" w:hAnsi="Times New Roman" w:eastAsia="宋体"/>
+                <w:b w:val="0"/>
+                <w:sz w:val="24"/>
+              </w:rPr>
+              <w:t>4.1</w:t>
+            </w:r>
+          </w:p>
+        </w:tc>
+        <w:tc>
+          <w:tcPr>
+            <w:tcW w:type="dxa" w:w="1080"/>
+          </w:tcPr>
+          <w:p>
+            <w:r>
+              <w:rPr>
+                <w:rFonts w:ascii="Times New Roman" w:hAnsi="Times New Roman" w:eastAsia="宋体"/>
+                <w:b w:val="0"/>
+                <w:sz w:val="24"/>
+              </w:rPr>
+              <w:t>Vue工程搭建+Axios封装+页面草图</w:t>
+            </w:r>
+          </w:p>
+        </w:tc>
+        <w:tc>
+          <w:tcPr>
+            <w:tcW w:type="dxa" w:w="1080"/>
+          </w:tcPr>
+          <w:p>
+            <w:r>
+              <w:rPr>
+                <w:rFonts w:ascii="Times New Roman" w:hAnsi="Times New Roman" w:eastAsia="宋体"/>
+                <w:b w:val="0"/>
+                <w:sz w:val="24"/>
+              </w:rPr>
+              <w:t>分类-前端</w:t>
+            </w:r>
+          </w:p>
+        </w:tc>
+        <w:tc>
+          <w:tcPr>
+            <w:tcW w:type="dxa" w:w="1080"/>
+          </w:tcPr>
+          <w:p>
+            <w:r>
+              <w:rPr>
+                <w:rFonts w:ascii="Times New Roman" w:hAnsi="Times New Roman" w:eastAsia="宋体"/>
+                <w:b w:val="0"/>
+                <w:sz w:val="24"/>
+              </w:rPr>
+              <w:t>第1周（10.19-10.25）</w:t>
+            </w:r>
+          </w:p>
+        </w:tc>
+        <w:tc>
+          <w:tcPr>
+            <w:tcW w:type="dxa" w:w="1080"/>
+          </w:tcPr>
+          <w:p>
+            <w:r>
+              <w:rPr>
+                <w:rFonts w:ascii="Times New Roman" w:hAnsi="Times New Roman" w:eastAsia="宋体"/>
+                <w:b w:val="0"/>
+                <w:sz w:val="24"/>
+              </w:rPr>
+              <w:t>工程可启动；Axios统一拦截器可用。</w:t>
+            </w:r>
+          </w:p>
+        </w:tc>
+        <w:tc>
+          <w:tcPr>
+            <w:tcW w:type="dxa" w:w="1080"/>
+          </w:tcPr>
+          <w:p>
+            <w:r>
+              <w:rPr>
+                <w:rFonts w:ascii="Times New Roman" w:hAnsi="Times New Roman" w:eastAsia="宋体"/>
+                <w:b w:val="0"/>
+                <w:sz w:val="24"/>
+              </w:rPr>
+              <w:t>进行中</w:t>
+            </w:r>
+          </w:p>
+        </w:tc>
+        <w:tc>
+          <w:tcPr>
+            <w:tcW w:type="dxa" w:w="1080"/>
+          </w:tcPr>
+          <w:p>
+            <w:r>
+              <w:rPr>
+                <w:rFonts w:ascii="Times New Roman" w:hAnsi="Times New Roman" w:eastAsia="宋体"/>
+                <w:b w:val="0"/>
+                <w:sz w:val="24"/>
+              </w:rPr>
+              <w:t>#16</w:t>
+            </w:r>
+          </w:p>
+        </w:tc>
+        <w:tc>
+          <w:tcPr>
+            <w:tcW w:type="dxa" w:w="1080"/>
+          </w:tcPr>
+          <w:p>
+            <w:r>
+              <w:rPr>
+                <w:rFonts w:ascii="Times New Roman" w:hAnsi="Times New Roman" w:eastAsia="宋体"/>
+                <w:b w:val="0"/>
+                <w:sz w:val="24"/>
+              </w:rPr>
+              <w:t>https://github.com/fsggd/Lab-Reserve-System/issues/16</w:t>
+            </w:r>
+          </w:p>
+        </w:tc>
+      </w:tr>
+      <w:tr>
+        <w:tc>
+          <w:tcPr>
+            <w:tcW w:type="dxa" w:w="8640"/>
+            <w:gridSpan w:val="8"/>
+            <w:shd w:val="clear" w:fill="D9D9D9"/>
+          </w:tcPr>
+          <w:p>
+            <w:r>
+              <w:rPr>
+                <w:rFonts w:ascii="黑体" w:hAnsi="黑体" w:eastAsia="黑体"/>
+                <w:b/>
+                <w:sz w:val="24"/>
+              </w:rPr>
+              <w:t>—— 第2周（10.26-11.01） ——</w:t>
             </w:r>
           </w:p>
         </w:tc>
@@ -1016,7 +1298,7 @@
                 <w:b w:val="0"/>
                 <w:sz w:val="24"/>
               </w:rPr>
-              <w:t>成员C（项目经理）</w:t>
+              <w:t>评审记录表有内容；冲突记录含文件/原因/解决方式。</w:t>
             </w:r>
           </w:p>
         </w:tc>
@@ -1062,128 +1344,6 @@
                 <w:sz w:val="24"/>
               </w:rPr>
               <w:t>https://github.com/fsggd/Lab-Reserve-System/issues/6</w:t>
-            </w:r>
-          </w:p>
-        </w:tc>
-      </w:tr>
-      <w:tr>
-        <w:tc>
-          <w:tcPr>
-            <w:tcW w:type="dxa" w:w="1080"/>
-          </w:tcPr>
-          <w:p>
-            <w:r>
-              <w:rPr>
-                <w:rFonts w:ascii="Times New Roman" w:hAnsi="Times New Roman" w:eastAsia="宋体"/>
-                <w:b w:val="0"/>
-                <w:sz w:val="24"/>
-              </w:rPr>
-              <w:t>2.1</w:t>
-            </w:r>
-          </w:p>
-        </w:tc>
-        <w:tc>
-          <w:tcPr>
-            <w:tcW w:type="dxa" w:w="1080"/>
-          </w:tcPr>
-          <w:p>
-            <w:r>
-              <w:rPr>
-                <w:rFonts w:ascii="Times New Roman" w:hAnsi="Times New Roman" w:eastAsia="宋体"/>
-                <w:b w:val="0"/>
-                <w:sz w:val="24"/>
-              </w:rPr>
-              <w:t>ER图设计（用户/角色/仪器/预约实体关系）</w:t>
-            </w:r>
-          </w:p>
-        </w:tc>
-        <w:tc>
-          <w:tcPr>
-            <w:tcW w:type="dxa" w:w="1080"/>
-          </w:tcPr>
-          <w:p>
-            <w:r>
-              <w:rPr>
-                <w:rFonts w:ascii="Times New Roman" w:hAnsi="Times New Roman" w:eastAsia="宋体"/>
-                <w:b w:val="0"/>
-                <w:sz w:val="24"/>
-              </w:rPr>
-              <w:t>分类-数据库</w:t>
-            </w:r>
-          </w:p>
-        </w:tc>
-        <w:tc>
-          <w:tcPr>
-            <w:tcW w:type="dxa" w:w="1080"/>
-          </w:tcPr>
-          <w:p>
-            <w:r>
-              <w:rPr>
-                <w:rFonts w:ascii="Times New Roman" w:hAnsi="Times New Roman" w:eastAsia="宋体"/>
-                <w:b w:val="0"/>
-                <w:sz w:val="24"/>
-              </w:rPr>
-              <w:t>第1周（10.19-10.25）</w:t>
-            </w:r>
-          </w:p>
-        </w:tc>
-        <w:tc>
-          <w:tcPr>
-            <w:tcW w:type="dxa" w:w="1080"/>
-          </w:tcPr>
-          <w:p>
-            <w:r>
-              <w:rPr>
-                <w:rFonts w:ascii="Times New Roman" w:hAnsi="Times New Roman" w:eastAsia="宋体"/>
-                <w:b w:val="0"/>
-                <w:sz w:val="24"/>
-              </w:rPr>
-              <w:t>成员A（后端&amp;数据）</w:t>
-            </w:r>
-          </w:p>
-        </w:tc>
-        <w:tc>
-          <w:tcPr>
-            <w:tcW w:type="dxa" w:w="1080"/>
-          </w:tcPr>
-          <w:p>
-            <w:r>
-              <w:rPr>
-                <w:rFonts w:ascii="Times New Roman" w:hAnsi="Times New Roman" w:eastAsia="宋体"/>
-                <w:b w:val="0"/>
-                <w:sz w:val="24"/>
-              </w:rPr>
-              <w:t>已完成</w:t>
-            </w:r>
-          </w:p>
-        </w:tc>
-        <w:tc>
-          <w:tcPr>
-            <w:tcW w:type="dxa" w:w="1080"/>
-          </w:tcPr>
-          <w:p>
-            <w:r>
-              <w:rPr>
-                <w:rFonts w:ascii="Times New Roman" w:hAnsi="Times New Roman" w:eastAsia="宋体"/>
-                <w:b w:val="0"/>
-                <w:sz w:val="24"/>
-              </w:rPr>
-              <w:t>#7</w:t>
-            </w:r>
-          </w:p>
-        </w:tc>
-        <w:tc>
-          <w:tcPr>
-            <w:tcW w:type="dxa" w:w="1080"/>
-          </w:tcPr>
-          <w:p>
-            <w:r>
-              <w:rPr>
-                <w:rFonts w:ascii="Times New Roman" w:hAnsi="Times New Roman" w:eastAsia="宋体"/>
-                <w:b w:val="0"/>
-                <w:sz w:val="24"/>
-              </w:rPr>
-              <w:t>https://github.com/fsggd/Lab-Reserve-System/issues/7</w:t>
             </w:r>
           </w:p>
         </w:tc>
@@ -1260,7 +1420,7 @@
                 <w:b w:val="0"/>
                 <w:sz w:val="24"/>
               </w:rPr>
-              <w:t>成员A（后端&amp;数据）</w:t>
+              <w:t>脚本可重复执行；种子账号可登录演示。</w:t>
             </w:r>
           </w:p>
         </w:tc>
@@ -1306,128 +1466,6 @@
                 <w:sz w:val="24"/>
               </w:rPr>
               <w:t>https://github.com/fsggd/Lab-Reserve-System/issues/8</w:t>
-            </w:r>
-          </w:p>
-        </w:tc>
-      </w:tr>
-      <w:tr>
-        <w:tc>
-          <w:tcPr>
-            <w:tcW w:type="dxa" w:w="1080"/>
-          </w:tcPr>
-          <w:p>
-            <w:r>
-              <w:rPr>
-                <w:rFonts w:ascii="Times New Roman" w:hAnsi="Times New Roman" w:eastAsia="宋体"/>
-                <w:b w:val="0"/>
-                <w:sz w:val="24"/>
-              </w:rPr>
-              <w:t>3.1</w:t>
-            </w:r>
-          </w:p>
-        </w:tc>
-        <w:tc>
-          <w:tcPr>
-            <w:tcW w:type="dxa" w:w="1080"/>
-          </w:tcPr>
-          <w:p>
-            <w:r>
-              <w:rPr>
-                <w:rFonts w:ascii="Times New Roman" w:hAnsi="Times New Roman" w:eastAsia="宋体"/>
-                <w:b w:val="0"/>
-                <w:sz w:val="24"/>
-              </w:rPr>
-              <w:t>SpringBoot工程骨架+分层架构</w:t>
-            </w:r>
-          </w:p>
-        </w:tc>
-        <w:tc>
-          <w:tcPr>
-            <w:tcW w:type="dxa" w:w="1080"/>
-          </w:tcPr>
-          <w:p>
-            <w:r>
-              <w:rPr>
-                <w:rFonts w:ascii="Times New Roman" w:hAnsi="Times New Roman" w:eastAsia="宋体"/>
-                <w:b w:val="0"/>
-                <w:sz w:val="24"/>
-              </w:rPr>
-              <w:t>分类-后端</w:t>
-            </w:r>
-          </w:p>
-        </w:tc>
-        <w:tc>
-          <w:tcPr>
-            <w:tcW w:type="dxa" w:w="1080"/>
-          </w:tcPr>
-          <w:p>
-            <w:r>
-              <w:rPr>
-                <w:rFonts w:ascii="Times New Roman" w:hAnsi="Times New Roman" w:eastAsia="宋体"/>
-                <w:b w:val="0"/>
-                <w:sz w:val="24"/>
-              </w:rPr>
-              <w:t>第1周（10.19-10.25）</w:t>
-            </w:r>
-          </w:p>
-        </w:tc>
-        <w:tc>
-          <w:tcPr>
-            <w:tcW w:type="dxa" w:w="1080"/>
-          </w:tcPr>
-          <w:p>
-            <w:r>
-              <w:rPr>
-                <w:rFonts w:ascii="Times New Roman" w:hAnsi="Times New Roman" w:eastAsia="宋体"/>
-                <w:b w:val="0"/>
-                <w:sz w:val="24"/>
-              </w:rPr>
-              <w:t>成员A（后端&amp;数据）</w:t>
-            </w:r>
-          </w:p>
-        </w:tc>
-        <w:tc>
-          <w:tcPr>
-            <w:tcW w:type="dxa" w:w="1080"/>
-          </w:tcPr>
-          <w:p>
-            <w:r>
-              <w:rPr>
-                <w:rFonts w:ascii="Times New Roman" w:hAnsi="Times New Roman" w:eastAsia="宋体"/>
-                <w:b w:val="0"/>
-                <w:sz w:val="24"/>
-              </w:rPr>
-              <w:t>进行中</w:t>
-            </w:r>
-          </w:p>
-        </w:tc>
-        <w:tc>
-          <w:tcPr>
-            <w:tcW w:type="dxa" w:w="1080"/>
-          </w:tcPr>
-          <w:p>
-            <w:r>
-              <w:rPr>
-                <w:rFonts w:ascii="Times New Roman" w:hAnsi="Times New Roman" w:eastAsia="宋体"/>
-                <w:b w:val="0"/>
-                <w:sz w:val="24"/>
-              </w:rPr>
-              <w:t>#9</w:t>
-            </w:r>
-          </w:p>
-        </w:tc>
-        <w:tc>
-          <w:tcPr>
-            <w:tcW w:type="dxa" w:w="1080"/>
-          </w:tcPr>
-          <w:p>
-            <w:r>
-              <w:rPr>
-                <w:rFonts w:ascii="Times New Roman" w:hAnsi="Times New Roman" w:eastAsia="宋体"/>
-                <w:b w:val="0"/>
-                <w:sz w:val="24"/>
-              </w:rPr>
-              <w:t>https://github.com/fsggd/Lab-Reserve-System/issues/9</w:t>
             </w:r>
           </w:p>
         </w:tc>
@@ -1504,7 +1542,7 @@
                 <w:b w:val="0"/>
                 <w:sz w:val="24"/>
               </w:rPr>
-              <w:t>成员A（后端&amp;数据）</w:t>
+              <w:t>所有接口统一返回格式；无token返回401；越权访问返回403。</w:t>
             </w:r>
           </w:p>
         </w:tc>
@@ -1626,7 +1664,7 @@
                 <w:b w:val="0"/>
                 <w:sz w:val="24"/>
               </w:rPr>
-              <w:t>成员A（后端&amp;数据）</w:t>
+              <w:t>通过接口测试用例TC-04。</w:t>
             </w:r>
           </w:p>
         </w:tc>
@@ -1748,7 +1786,7 @@
                 <w:b w:val="0"/>
                 <w:sz w:val="24"/>
               </w:rPr>
-              <w:t>成员A（后端&amp;数据）</w:t>
+              <w:t>通过核心用例TC-05/06/07；重叠校验有单元测试覆盖。</w:t>
             </w:r>
           </w:p>
         </w:tc>
@@ -1870,7 +1908,7 @@
                 <w:b w:val="0"/>
                 <w:sz w:val="24"/>
               </w:rPr>
-              <w:t>成员A（后端&amp;数据）</w:t>
+              <w:t>通过用例TC-08/09；状态流转正确。</w:t>
             </w:r>
           </w:p>
         </w:tc>
@@ -1992,7 +2030,7 @@
                 <w:b w:val="0"/>
                 <w:sz w:val="24"/>
               </w:rPr>
-              <w:t>成员A（后端&amp;数据）</w:t>
+              <w:t>统计数值与数据库一致（TC-11）。</w:t>
             </w:r>
           </w:p>
         </w:tc>
@@ -2038,250 +2076,6 @@
                 <w:sz w:val="24"/>
               </w:rPr>
               <w:t>https://github.com/fsggd/Lab-Reserve-System/issues/14</w:t>
-            </w:r>
-          </w:p>
-        </w:tc>
-      </w:tr>
-      <w:tr>
-        <w:tc>
-          <w:tcPr>
-            <w:tcW w:type="dxa" w:w="1080"/>
-          </w:tcPr>
-          <w:p>
-            <w:r>
-              <w:rPr>
-                <w:rFonts w:ascii="Times New Roman" w:hAnsi="Times New Roman" w:eastAsia="宋体"/>
-                <w:b w:val="0"/>
-                <w:sz w:val="24"/>
-              </w:rPr>
-              <w:t>3.7</w:t>
-            </w:r>
-          </w:p>
-        </w:tc>
-        <w:tc>
-          <w:tcPr>
-            <w:tcW w:type="dxa" w:w="1080"/>
-          </w:tcPr>
-          <w:p>
-            <w:r>
-              <w:rPr>
-                <w:rFonts w:ascii="Times New Roman" w:hAnsi="Times New Roman" w:eastAsia="宋体"/>
-                <w:b w:val="0"/>
-                <w:sz w:val="24"/>
-              </w:rPr>
-              <w:t>Service层单元测试</w:t>
-            </w:r>
-          </w:p>
-        </w:tc>
-        <w:tc>
-          <w:tcPr>
-            <w:tcW w:type="dxa" w:w="1080"/>
-          </w:tcPr>
-          <w:p>
-            <w:r>
-              <w:rPr>
-                <w:rFonts w:ascii="Times New Roman" w:hAnsi="Times New Roman" w:eastAsia="宋体"/>
-                <w:b w:val="0"/>
-                <w:sz w:val="24"/>
-              </w:rPr>
-              <w:t>分类-后端</w:t>
-            </w:r>
-          </w:p>
-        </w:tc>
-        <w:tc>
-          <w:tcPr>
-            <w:tcW w:type="dxa" w:w="1080"/>
-          </w:tcPr>
-          <w:p>
-            <w:r>
-              <w:rPr>
-                <w:rFonts w:ascii="Times New Roman" w:hAnsi="Times New Roman" w:eastAsia="宋体"/>
-                <w:b w:val="0"/>
-                <w:sz w:val="24"/>
-              </w:rPr>
-              <w:t>第3周（11.02-11.08）</w:t>
-            </w:r>
-          </w:p>
-        </w:tc>
-        <w:tc>
-          <w:tcPr>
-            <w:tcW w:type="dxa" w:w="1080"/>
-          </w:tcPr>
-          <w:p>
-            <w:r>
-              <w:rPr>
-                <w:rFonts w:ascii="Times New Roman" w:hAnsi="Times New Roman" w:eastAsia="宋体"/>
-                <w:b w:val="0"/>
-                <w:sz w:val="24"/>
-              </w:rPr>
-              <w:t>成员A（后端&amp;数据）</w:t>
-            </w:r>
-          </w:p>
-        </w:tc>
-        <w:tc>
-          <w:tcPr>
-            <w:tcW w:type="dxa" w:w="1080"/>
-          </w:tcPr>
-          <w:p>
-            <w:r>
-              <w:rPr>
-                <w:rFonts w:ascii="Times New Roman" w:hAnsi="Times New Roman" w:eastAsia="宋体"/>
-                <w:b w:val="0"/>
-                <w:sz w:val="24"/>
-              </w:rPr>
-              <w:t>待开始</w:t>
-            </w:r>
-          </w:p>
-        </w:tc>
-        <w:tc>
-          <w:tcPr>
-            <w:tcW w:type="dxa" w:w="1080"/>
-          </w:tcPr>
-          <w:p>
-            <w:r>
-              <w:rPr>
-                <w:rFonts w:ascii="Times New Roman" w:hAnsi="Times New Roman" w:eastAsia="宋体"/>
-                <w:b w:val="0"/>
-                <w:sz w:val="24"/>
-              </w:rPr>
-              <w:t>#15</w:t>
-            </w:r>
-          </w:p>
-        </w:tc>
-        <w:tc>
-          <w:tcPr>
-            <w:tcW w:type="dxa" w:w="1080"/>
-          </w:tcPr>
-          <w:p>
-            <w:r>
-              <w:rPr>
-                <w:rFonts w:ascii="Times New Roman" w:hAnsi="Times New Roman" w:eastAsia="宋体"/>
-                <w:b w:val="0"/>
-                <w:sz w:val="24"/>
-              </w:rPr>
-              <w:t>https://github.com/fsggd/Lab-Reserve-System/issues/15</w:t>
-            </w:r>
-          </w:p>
-        </w:tc>
-      </w:tr>
-      <w:tr>
-        <w:tc>
-          <w:tcPr>
-            <w:tcW w:type="dxa" w:w="1080"/>
-          </w:tcPr>
-          <w:p>
-            <w:r>
-              <w:rPr>
-                <w:rFonts w:ascii="Times New Roman" w:hAnsi="Times New Roman" w:eastAsia="宋体"/>
-                <w:b w:val="0"/>
-                <w:sz w:val="24"/>
-              </w:rPr>
-              <w:t>4.1</w:t>
-            </w:r>
-          </w:p>
-        </w:tc>
-        <w:tc>
-          <w:tcPr>
-            <w:tcW w:type="dxa" w:w="1080"/>
-          </w:tcPr>
-          <w:p>
-            <w:r>
-              <w:rPr>
-                <w:rFonts w:ascii="Times New Roman" w:hAnsi="Times New Roman" w:eastAsia="宋体"/>
-                <w:b w:val="0"/>
-                <w:sz w:val="24"/>
-              </w:rPr>
-              <w:t>Vue工程搭建+Axios封装+页面草图</w:t>
-            </w:r>
-          </w:p>
-        </w:tc>
-        <w:tc>
-          <w:tcPr>
-            <w:tcW w:type="dxa" w:w="1080"/>
-          </w:tcPr>
-          <w:p>
-            <w:r>
-              <w:rPr>
-                <w:rFonts w:ascii="Times New Roman" w:hAnsi="Times New Roman" w:eastAsia="宋体"/>
-                <w:b w:val="0"/>
-                <w:sz w:val="24"/>
-              </w:rPr>
-              <w:t>分类-前端</w:t>
-            </w:r>
-          </w:p>
-        </w:tc>
-        <w:tc>
-          <w:tcPr>
-            <w:tcW w:type="dxa" w:w="1080"/>
-          </w:tcPr>
-          <w:p>
-            <w:r>
-              <w:rPr>
-                <w:rFonts w:ascii="Times New Roman" w:hAnsi="Times New Roman" w:eastAsia="宋体"/>
-                <w:b w:val="0"/>
-                <w:sz w:val="24"/>
-              </w:rPr>
-              <w:t>第1周（10.19-10.25）</w:t>
-            </w:r>
-          </w:p>
-        </w:tc>
-        <w:tc>
-          <w:tcPr>
-            <w:tcW w:type="dxa" w:w="1080"/>
-          </w:tcPr>
-          <w:p>
-            <w:r>
-              <w:rPr>
-                <w:rFonts w:ascii="Times New Roman" w:hAnsi="Times New Roman" w:eastAsia="宋体"/>
-                <w:b w:val="0"/>
-                <w:sz w:val="24"/>
-              </w:rPr>
-              <w:t>成员B（前端&amp;交互）</w:t>
-            </w:r>
-          </w:p>
-        </w:tc>
-        <w:tc>
-          <w:tcPr>
-            <w:tcW w:type="dxa" w:w="1080"/>
-          </w:tcPr>
-          <w:p>
-            <w:r>
-              <w:rPr>
-                <w:rFonts w:ascii="Times New Roman" w:hAnsi="Times New Roman" w:eastAsia="宋体"/>
-                <w:b w:val="0"/>
-                <w:sz w:val="24"/>
-              </w:rPr>
-              <w:t>进行中</w:t>
-            </w:r>
-          </w:p>
-        </w:tc>
-        <w:tc>
-          <w:tcPr>
-            <w:tcW w:type="dxa" w:w="1080"/>
-          </w:tcPr>
-          <w:p>
-            <w:r>
-              <w:rPr>
-                <w:rFonts w:ascii="Times New Roman" w:hAnsi="Times New Roman" w:eastAsia="宋体"/>
-                <w:b w:val="0"/>
-                <w:sz w:val="24"/>
-              </w:rPr>
-              <w:t>#16</w:t>
-            </w:r>
-          </w:p>
-        </w:tc>
-        <w:tc>
-          <w:tcPr>
-            <w:tcW w:type="dxa" w:w="1080"/>
-          </w:tcPr>
-          <w:p>
-            <w:r>
-              <w:rPr>
-                <w:rFonts w:ascii="Times New Roman" w:hAnsi="Times New Roman" w:eastAsia="宋体"/>
-                <w:b w:val="0"/>
-                <w:sz w:val="24"/>
-              </w:rPr>
-              <w:t>https://github.com/fsggd/Lab-Reserve-System/issues/16</w:t>
             </w:r>
           </w:p>
         </w:tc>
@@ -2358,7 +2152,7 @@
                 <w:b w:val="0"/>
                 <w:sz w:val="24"/>
               </w:rPr>
-              <w:t>成员B（前端&amp;交互）</w:t>
+              <w:t>通过用例TC-01/02。</w:t>
             </w:r>
           </w:p>
         </w:tc>
@@ -2480,7 +2274,7 @@
                 <w:b w:val="0"/>
                 <w:sz w:val="24"/>
               </w:rPr>
-              <w:t>成员B（前端&amp;交互）</w:t>
+              <w:t>列表与台账一致；状态展示正确。</w:t>
             </w:r>
           </w:p>
         </w:tc>
@@ -2602,7 +2396,7 @@
                 <w:b w:val="0"/>
                 <w:sz w:val="24"/>
               </w:rPr>
-              <w:t>成员B（前端&amp;交互）</w:t>
+              <w:t>通过用例TC-05/07/10；前端校验生效。</w:t>
             </w:r>
           </w:p>
         </w:tc>
@@ -2724,7 +2518,7 @@
                 <w:b w:val="0"/>
                 <w:sz w:val="24"/>
               </w:rPr>
-              <w:t>成员B（前端&amp;交互）</w:t>
+              <w:t>通过用例TC-08/09；驳回理由必填。</w:t>
             </w:r>
           </w:p>
         </w:tc>
@@ -2770,6 +2564,269 @@
                 <w:sz w:val="24"/>
               </w:rPr>
               <w:t>https://github.com/fsggd/Lab-Reserve-System/issues/20</w:t>
+            </w:r>
+          </w:p>
+        </w:tc>
+      </w:tr>
+      <w:tr>
+        <w:tc>
+          <w:tcPr>
+            <w:tcW w:type="dxa" w:w="8640"/>
+            <w:gridSpan w:val="8"/>
+            <w:shd w:val="clear" w:fill="D9D9D9"/>
+          </w:tcPr>
+          <w:p>
+            <w:r>
+              <w:rPr>
+                <w:rFonts w:ascii="黑体" w:hAnsi="黑体" w:eastAsia="黑体"/>
+                <w:b/>
+                <w:sz w:val="24"/>
+              </w:rPr>
+              <w:t>—— 第3周（11.02-11.08） ——</w:t>
+            </w:r>
+          </w:p>
+        </w:tc>
+      </w:tr>
+      <w:tr>
+        <w:tc>
+          <w:tcPr>
+            <w:tcW w:type="dxa" w:w="1080"/>
+          </w:tcPr>
+          <w:p>
+            <w:r>
+              <w:rPr>
+                <w:rFonts w:ascii="Times New Roman" w:hAnsi="Times New Roman" w:eastAsia="宋体"/>
+                <w:b w:val="0"/>
+                <w:sz w:val="24"/>
+              </w:rPr>
+              <w:t>1.5</w:t>
+            </w:r>
+          </w:p>
+        </w:tc>
+        <w:tc>
+          <w:tcPr>
+            <w:tcW w:type="dxa" w:w="1080"/>
+          </w:tcPr>
+          <w:p>
+            <w:r>
+              <w:rPr>
+                <w:rFonts w:ascii="Times New Roman" w:hAnsi="Times New Roman" w:eastAsia="宋体"/>
+                <w:b w:val="0"/>
+                <w:sz w:val="24"/>
+              </w:rPr>
+              <w:t>收尾文档（测试计划/用户手册/项目复盘）</w:t>
+            </w:r>
+          </w:p>
+        </w:tc>
+        <w:tc>
+          <w:tcPr>
+            <w:tcW w:type="dxa" w:w="1080"/>
+          </w:tcPr>
+          <w:p>
+            <w:r>
+              <w:rPr>
+                <w:rFonts w:ascii="Times New Roman" w:hAnsi="Times New Roman" w:eastAsia="宋体"/>
+                <w:b w:val="0"/>
+                <w:sz w:val="24"/>
+              </w:rPr>
+              <w:t>分类-项目管理</w:t>
+            </w:r>
+          </w:p>
+        </w:tc>
+        <w:tc>
+          <w:tcPr>
+            <w:tcW w:type="dxa" w:w="1080"/>
+          </w:tcPr>
+          <w:p>
+            <w:r>
+              <w:rPr>
+                <w:rFonts w:ascii="Times New Roman" w:hAnsi="Times New Roman" w:eastAsia="宋体"/>
+                <w:b w:val="0"/>
+                <w:sz w:val="24"/>
+              </w:rPr>
+              <w:t>第3周（11.02-11.08）</w:t>
+            </w:r>
+          </w:p>
+        </w:tc>
+        <w:tc>
+          <w:tcPr>
+            <w:tcW w:type="dxa" w:w="1080"/>
+          </w:tcPr>
+          <w:p>
+            <w:r>
+              <w:rPr>
+                <w:rFonts w:ascii="Times New Roman" w:hAnsi="Times New Roman" w:eastAsia="宋体"/>
+                <w:b w:val="0"/>
+                <w:sz w:val="24"/>
+              </w:rPr>
+              <w:t>三份文档定稿并入库；用户手册与最终功能一致。</w:t>
+            </w:r>
+          </w:p>
+        </w:tc>
+        <w:tc>
+          <w:tcPr>
+            <w:tcW w:type="dxa" w:w="1080"/>
+          </w:tcPr>
+          <w:p>
+            <w:r>
+              <w:rPr>
+                <w:rFonts w:ascii="Times New Roman" w:hAnsi="Times New Roman" w:eastAsia="宋体"/>
+                <w:b w:val="0"/>
+                <w:sz w:val="24"/>
+              </w:rPr>
+              <w:t>待开始</w:t>
+            </w:r>
+          </w:p>
+        </w:tc>
+        <w:tc>
+          <w:tcPr>
+            <w:tcW w:type="dxa" w:w="1080"/>
+          </w:tcPr>
+          <w:p>
+            <w:r>
+              <w:rPr>
+                <w:rFonts w:ascii="Times New Roman" w:hAnsi="Times New Roman" w:eastAsia="宋体"/>
+                <w:b w:val="0"/>
+                <w:sz w:val="24"/>
+              </w:rPr>
+              <w:t>#5</w:t>
+            </w:r>
+          </w:p>
+        </w:tc>
+        <w:tc>
+          <w:tcPr>
+            <w:tcW w:type="dxa" w:w="1080"/>
+          </w:tcPr>
+          <w:p>
+            <w:r>
+              <w:rPr>
+                <w:rFonts w:ascii="Times New Roman" w:hAnsi="Times New Roman" w:eastAsia="宋体"/>
+                <w:b w:val="0"/>
+                <w:sz w:val="24"/>
+              </w:rPr>
+              <w:t>https://github.com/fsggd/Lab-Reserve-System/issues/5</w:t>
+            </w:r>
+          </w:p>
+        </w:tc>
+      </w:tr>
+      <w:tr>
+        <w:tc>
+          <w:tcPr>
+            <w:tcW w:type="dxa" w:w="1080"/>
+          </w:tcPr>
+          <w:p>
+            <w:r>
+              <w:rPr>
+                <w:rFonts w:ascii="Times New Roman" w:hAnsi="Times New Roman" w:eastAsia="宋体"/>
+                <w:b w:val="0"/>
+                <w:sz w:val="24"/>
+              </w:rPr>
+              <w:t>3.7</w:t>
+            </w:r>
+          </w:p>
+        </w:tc>
+        <w:tc>
+          <w:tcPr>
+            <w:tcW w:type="dxa" w:w="1080"/>
+          </w:tcPr>
+          <w:p>
+            <w:r>
+              <w:rPr>
+                <w:rFonts w:ascii="Times New Roman" w:hAnsi="Times New Roman" w:eastAsia="宋体"/>
+                <w:b w:val="0"/>
+                <w:sz w:val="24"/>
+              </w:rPr>
+              <w:t>Service层单元测试</w:t>
+            </w:r>
+          </w:p>
+        </w:tc>
+        <w:tc>
+          <w:tcPr>
+            <w:tcW w:type="dxa" w:w="1080"/>
+          </w:tcPr>
+          <w:p>
+            <w:r>
+              <w:rPr>
+                <w:rFonts w:ascii="Times New Roman" w:hAnsi="Times New Roman" w:eastAsia="宋体"/>
+                <w:b w:val="0"/>
+                <w:sz w:val="24"/>
+              </w:rPr>
+              <w:t>分类-后端</w:t>
+            </w:r>
+          </w:p>
+        </w:tc>
+        <w:tc>
+          <w:tcPr>
+            <w:tcW w:type="dxa" w:w="1080"/>
+          </w:tcPr>
+          <w:p>
+            <w:r>
+              <w:rPr>
+                <w:rFonts w:ascii="Times New Roman" w:hAnsi="Times New Roman" w:eastAsia="宋体"/>
+                <w:b w:val="0"/>
+                <w:sz w:val="24"/>
+              </w:rPr>
+              <w:t>第3周（11.02-11.08）</w:t>
+            </w:r>
+          </w:p>
+        </w:tc>
+        <w:tc>
+          <w:tcPr>
+            <w:tcW w:type="dxa" w:w="1080"/>
+          </w:tcPr>
+          <w:p>
+            <w:r>
+              <w:rPr>
+                <w:rFonts w:ascii="Times New Roman" w:hAnsi="Times New Roman" w:eastAsia="宋体"/>
+                <w:b w:val="0"/>
+                <w:sz w:val="24"/>
+              </w:rPr>
+              <w:t>核心逻辑覆盖率达标；测试可一键执行通过。</w:t>
+            </w:r>
+          </w:p>
+        </w:tc>
+        <w:tc>
+          <w:tcPr>
+            <w:tcW w:type="dxa" w:w="1080"/>
+          </w:tcPr>
+          <w:p>
+            <w:r>
+              <w:rPr>
+                <w:rFonts w:ascii="Times New Roman" w:hAnsi="Times New Roman" w:eastAsia="宋体"/>
+                <w:b w:val="0"/>
+                <w:sz w:val="24"/>
+              </w:rPr>
+              <w:t>待开始</w:t>
+            </w:r>
+          </w:p>
+        </w:tc>
+        <w:tc>
+          <w:tcPr>
+            <w:tcW w:type="dxa" w:w="1080"/>
+          </w:tcPr>
+          <w:p>
+            <w:r>
+              <w:rPr>
+                <w:rFonts w:ascii="Times New Roman" w:hAnsi="Times New Roman" w:eastAsia="宋体"/>
+                <w:b w:val="0"/>
+                <w:sz w:val="24"/>
+              </w:rPr>
+              <w:t>#15</w:t>
+            </w:r>
+          </w:p>
+        </w:tc>
+        <w:tc>
+          <w:tcPr>
+            <w:tcW w:type="dxa" w:w="1080"/>
+          </w:tcPr>
+          <w:p>
+            <w:r>
+              <w:rPr>
+                <w:rFonts w:ascii="Times New Roman" w:hAnsi="Times New Roman" w:eastAsia="宋体"/>
+                <w:b w:val="0"/>
+                <w:sz w:val="24"/>
+              </w:rPr>
+              <w:t>https://github.com/fsggd/Lab-Reserve-System/issues/15</w:t>
             </w:r>
           </w:p>
         </w:tc>
@@ -2846,7 +2903,7 @@
                 <w:b w:val="0"/>
                 <w:sz w:val="24"/>
               </w:rPr>
-              <w:t>成员B（前端&amp;交互）</w:t>
+              <w:t>图表数据与统计接口一致（TC-11）。</w:t>
             </w:r>
           </w:p>
         </w:tc>
@@ -2968,7 +3025,7 @@
                 <w:b w:val="0"/>
                 <w:sz w:val="24"/>
               </w:rPr>
-              <w:t>全员</w:t>
+              <w:t>核心业务流程无阻断缺陷。</w:t>
             </w:r>
           </w:p>
         </w:tc>
@@ -3090,7 +3147,7 @@
                 <w:b w:val="0"/>
                 <w:sz w:val="24"/>
               </w:rPr>
-              <w:t>成员C牵头，全员</w:t>
+              <w:t>核心用例100%通过；测试报告入库。</w:t>
             </w:r>
           </w:p>
         </w:tc>
@@ -3212,7 +3269,7 @@
                 <w:b w:val="0"/>
                 <w:sz w:val="24"/>
               </w:rPr>
-              <w:t>全员</w:t>
+              <w:t>v1.0标签存在；交付物清单核对完成；复盘报告定稿。</w:t>
             </w:r>
           </w:p>
         </w:tc>
